--- a/Chemistry/Units/10-Waves EM Radiation and Nuclear Chemistry/Unit Plan.docx
+++ b/Chemistry/Units/10-Waves EM Radiation and Nuclear Chemistry/Unit Plan.docx
@@ -316,7 +316,7 @@
                 <w:sz w:val="22"/>
                 <w:u w:val="none"/>
               </w:rPr>
-              <w:t>Wave Properties and the Electromagnetic Spectrum</w:t>
+              <w:t>Wave Properties and the Electromagnetic Spectrum (Day 1 of 3)</w:t>
             </w:r>
           </w:p>
         </w:tc>
@@ -335,7 +335,7 @@
                 <w:sz w:val="22"/>
                 <w:u w:val="none"/>
               </w:rPr>
-              <w:t>3</w:t>
+              <w:t>1</w:t>
             </w:r>
           </w:p>
         </w:tc>
@@ -354,7 +354,7 @@
                 <w:sz w:val="22"/>
                 <w:u w:val="none"/>
               </w:rPr>
-              <w:t>At the end of 42 minutes I can describe waves in terms of wavelength, frequency, and amplitude, and explain how electrom...</w:t>
+              <w:t>At the end of 42 minutes I can define and describe key concepts related to: describe waves in terms of wavelength, frequ...</w:t>
             </w:r>
           </w:p>
         </w:tc>
@@ -396,7 +396,7 @@
                 <w:sz w:val="22"/>
                 <w:u w:val="none"/>
               </w:rPr>
-              <w:t>Wave-Matter Interactions and Photon Absorption</w:t>
+              <w:t>Wave Properties and the Electromagnetic Spectrum (Day 2 of 3)</w:t>
             </w:r>
           </w:p>
         </w:tc>
@@ -416,7 +416,7 @@
                 <w:sz w:val="22"/>
                 <w:u w:val="none"/>
               </w:rPr>
-              <w:t>2</w:t>
+              <w:t>1</w:t>
             </w:r>
           </w:p>
         </w:tc>
@@ -436,7 +436,7 @@
                 <w:sz w:val="22"/>
                 <w:u w:val="none"/>
               </w:rPr>
-              <w:t>At the end of 42 minutes I can explain how different frequencies of electromagnetic radiation interact with matter throu...</w:t>
+              <w:t>At the end of 42 minutes I can apply and compare concepts and describe waves in terms of wavelength, frequency, and ampl...</w:t>
             </w:r>
           </w:p>
         </w:tc>
@@ -476,7 +476,7 @@
                 <w:sz w:val="22"/>
                 <w:u w:val="none"/>
               </w:rPr>
-              <w:t>Nuclear Reactions: Fission, Fusion, and Radioactive Decay</w:t>
+              <w:t>Wave Properties and the Electromagnetic Spectrum (Day 3 of 3)</w:t>
             </w:r>
           </w:p>
         </w:tc>
@@ -495,7 +495,7 @@
                 <w:sz w:val="22"/>
                 <w:u w:val="none"/>
               </w:rPr>
-              <w:t>3</w:t>
+              <w:t>1</w:t>
             </w:r>
           </w:p>
         </w:tc>
@@ -514,7 +514,7 @@
                 <w:sz w:val="22"/>
                 <w:u w:val="none"/>
               </w:rPr>
-              <w:t>At the end of 42 minutes I can write balanced nuclear equations for alpha decay, beta decay, and positron emission, and ...</w:t>
+              <w:t>At the end of 42 minutes I can evaluate and explain my understanding to describe waves in terms of wavelength, frequency...</w:t>
             </w:r>
           </w:p>
         </w:tc>
@@ -556,7 +556,7 @@
                 <w:sz w:val="22"/>
                 <w:u w:val="none"/>
               </w:rPr>
-              <w:t>Nuclear Applications and Waves Review</w:t>
+              <w:t>Wave-Matter Interactions and Photon Absorption (Day 1 of 2)</w:t>
             </w:r>
           </w:p>
         </w:tc>
@@ -576,7 +576,7 @@
                 <w:sz w:val="22"/>
                 <w:u w:val="none"/>
               </w:rPr>
-              <w:t>2</w:t>
+              <w:t>1</w:t>
             </w:r>
           </w:p>
         </w:tc>
@@ -596,7 +596,487 @@
                 <w:sz w:val="22"/>
                 <w:u w:val="none"/>
               </w:rPr>
-              <w:t>At the end of 42 minutes I can evaluate the benefits and risks of nuclear technology applications and demonstrate master...</w:t>
+              <w:t>At the end of 42 minutes I can define and identify key concepts related to: explain how different frequencies of electro...</w:t>
+            </w:r>
+          </w:p>
+        </w:tc>
+      </w:tr>
+      <w:tr>
+        <w:tc>
+          <w:tcPr>
+            <w:tcW w:type="dxa" w:w="1008"/>
+          </w:tcPr>
+          <w:p>
+            <w:r/>
+            <w:r>
+              <w:rPr>
+                <w:rFonts w:ascii="Calibri" w:hAnsi="Calibri"/>
+                <w:b w:val="0"/>
+                <w:i w:val="0"/>
+                <w:color w:val="000000"/>
+                <w:sz w:val="22"/>
+                <w:u w:val="none"/>
+              </w:rPr>
+              <w:t>5</w:t>
+            </w:r>
+          </w:p>
+        </w:tc>
+        <w:tc>
+          <w:tcPr>
+            <w:tcW w:type="dxa" w:w="2880"/>
+          </w:tcPr>
+          <w:p>
+            <w:r/>
+            <w:r>
+              <w:rPr>
+                <w:rFonts w:ascii="Calibri" w:hAnsi="Calibri"/>
+                <w:b w:val="0"/>
+                <w:i w:val="0"/>
+                <w:color w:val="000000"/>
+                <w:sz w:val="22"/>
+                <w:u w:val="none"/>
+              </w:rPr>
+              <w:t>Wave-Matter Interactions and Photon Absorption (Day 2 of 2)</w:t>
+            </w:r>
+          </w:p>
+        </w:tc>
+        <w:tc>
+          <w:tcPr>
+            <w:tcW w:type="dxa" w:w="864"/>
+          </w:tcPr>
+          <w:p>
+            <w:r/>
+            <w:r>
+              <w:rPr>
+                <w:rFonts w:ascii="Calibri" w:hAnsi="Calibri"/>
+                <w:b w:val="0"/>
+                <w:i w:val="0"/>
+                <w:color w:val="000000"/>
+                <w:sz w:val="22"/>
+                <w:u w:val="none"/>
+              </w:rPr>
+              <w:t>1</w:t>
+            </w:r>
+          </w:p>
+        </w:tc>
+        <w:tc>
+          <w:tcPr>
+            <w:tcW w:type="dxa" w:w="5040"/>
+          </w:tcPr>
+          <w:p>
+            <w:r/>
+            <w:r>
+              <w:rPr>
+                <w:rFonts w:ascii="Calibri" w:hAnsi="Calibri"/>
+                <w:b w:val="0"/>
+                <w:i w:val="0"/>
+                <w:color w:val="000000"/>
+                <w:sz w:val="22"/>
+                <w:u w:val="none"/>
+              </w:rPr>
+              <w:t>At the end of 42 minutes I can apply and analyze my understanding to explain how different frequencies of electromagneti...</w:t>
+            </w:r>
+          </w:p>
+        </w:tc>
+      </w:tr>
+      <w:tr>
+        <w:tc>
+          <w:tcPr>
+            <w:tcW w:type="dxa" w:w="1008"/>
+            <w:shd w:fill="F2F2F2" w:val="clear"/>
+          </w:tcPr>
+          <w:p>
+            <w:r/>
+            <w:r>
+              <w:rPr>
+                <w:rFonts w:ascii="Calibri" w:hAnsi="Calibri"/>
+                <w:b w:val="0"/>
+                <w:i w:val="0"/>
+                <w:color w:val="000000"/>
+                <w:sz w:val="22"/>
+                <w:u w:val="none"/>
+              </w:rPr>
+              <w:t>6</w:t>
+            </w:r>
+          </w:p>
+        </w:tc>
+        <w:tc>
+          <w:tcPr>
+            <w:tcW w:type="dxa" w:w="2880"/>
+            <w:shd w:fill="F2F2F2" w:val="clear"/>
+          </w:tcPr>
+          <w:p>
+            <w:r/>
+            <w:r>
+              <w:rPr>
+                <w:rFonts w:ascii="Calibri" w:hAnsi="Calibri"/>
+                <w:b w:val="0"/>
+                <w:i w:val="0"/>
+                <w:color w:val="000000"/>
+                <w:sz w:val="22"/>
+                <w:u w:val="none"/>
+              </w:rPr>
+              <w:t>Nuclear Reactions: Fission, Fusion, and Radioactive Decay (Day 1 of 3)</w:t>
+            </w:r>
+          </w:p>
+        </w:tc>
+        <w:tc>
+          <w:tcPr>
+            <w:tcW w:type="dxa" w:w="864"/>
+            <w:shd w:fill="F2F2F2" w:val="clear"/>
+          </w:tcPr>
+          <w:p>
+            <w:r/>
+            <w:r>
+              <w:rPr>
+                <w:rFonts w:ascii="Calibri" w:hAnsi="Calibri"/>
+                <w:b w:val="0"/>
+                <w:i w:val="0"/>
+                <w:color w:val="000000"/>
+                <w:sz w:val="22"/>
+                <w:u w:val="none"/>
+              </w:rPr>
+              <w:t>1</w:t>
+            </w:r>
+          </w:p>
+        </w:tc>
+        <w:tc>
+          <w:tcPr>
+            <w:tcW w:type="dxa" w:w="5040"/>
+            <w:shd w:fill="F2F2F2" w:val="clear"/>
+          </w:tcPr>
+          <w:p>
+            <w:r/>
+            <w:r>
+              <w:rPr>
+                <w:rFonts w:ascii="Calibri" w:hAnsi="Calibri"/>
+                <w:b w:val="0"/>
+                <w:i w:val="0"/>
+                <w:color w:val="000000"/>
+                <w:sz w:val="22"/>
+                <w:u w:val="none"/>
+              </w:rPr>
+              <w:t>At the end of 42 minutes I can define and describe key concepts related to: write balanced nuclear equations for alpha d...</w:t>
+            </w:r>
+          </w:p>
+        </w:tc>
+      </w:tr>
+      <w:tr>
+        <w:tc>
+          <w:tcPr>
+            <w:tcW w:type="dxa" w:w="1008"/>
+          </w:tcPr>
+          <w:p>
+            <w:r/>
+            <w:r>
+              <w:rPr>
+                <w:rFonts w:ascii="Calibri" w:hAnsi="Calibri"/>
+                <w:b w:val="0"/>
+                <w:i w:val="0"/>
+                <w:color w:val="000000"/>
+                <w:sz w:val="22"/>
+                <w:u w:val="none"/>
+              </w:rPr>
+              <w:t>7</w:t>
+            </w:r>
+          </w:p>
+        </w:tc>
+        <w:tc>
+          <w:tcPr>
+            <w:tcW w:type="dxa" w:w="2880"/>
+          </w:tcPr>
+          <w:p>
+            <w:r/>
+            <w:r>
+              <w:rPr>
+                <w:rFonts w:ascii="Calibri" w:hAnsi="Calibri"/>
+                <w:b w:val="0"/>
+                <w:i w:val="0"/>
+                <w:color w:val="000000"/>
+                <w:sz w:val="22"/>
+                <w:u w:val="none"/>
+              </w:rPr>
+              <w:t>Nuclear Reactions: Fission, Fusion, and Radioactive Decay (Day 2 of 3)</w:t>
+            </w:r>
+          </w:p>
+        </w:tc>
+        <w:tc>
+          <w:tcPr>
+            <w:tcW w:type="dxa" w:w="864"/>
+          </w:tcPr>
+          <w:p>
+            <w:r/>
+            <w:r>
+              <w:rPr>
+                <w:rFonts w:ascii="Calibri" w:hAnsi="Calibri"/>
+                <w:b w:val="0"/>
+                <w:i w:val="0"/>
+                <w:color w:val="000000"/>
+                <w:sz w:val="22"/>
+                <w:u w:val="none"/>
+              </w:rPr>
+              <w:t>1</w:t>
+            </w:r>
+          </w:p>
+        </w:tc>
+        <w:tc>
+          <w:tcPr>
+            <w:tcW w:type="dxa" w:w="5040"/>
+          </w:tcPr>
+          <w:p>
+            <w:r/>
+            <w:r>
+              <w:rPr>
+                <w:rFonts w:ascii="Calibri" w:hAnsi="Calibri"/>
+                <w:b w:val="0"/>
+                <w:i w:val="0"/>
+                <w:color w:val="000000"/>
+                <w:sz w:val="22"/>
+                <w:u w:val="none"/>
+              </w:rPr>
+              <w:t>At the end of 42 minutes I can apply and compare concepts and write balanced nuclear equations for alpha decay, beta dec...</w:t>
+            </w:r>
+          </w:p>
+        </w:tc>
+      </w:tr>
+      <w:tr>
+        <w:tc>
+          <w:tcPr>
+            <w:tcW w:type="dxa" w:w="1008"/>
+            <w:shd w:fill="F2F2F2" w:val="clear"/>
+          </w:tcPr>
+          <w:p>
+            <w:r/>
+            <w:r>
+              <w:rPr>
+                <w:rFonts w:ascii="Calibri" w:hAnsi="Calibri"/>
+                <w:b w:val="0"/>
+                <w:i w:val="0"/>
+                <w:color w:val="000000"/>
+                <w:sz w:val="22"/>
+                <w:u w:val="none"/>
+              </w:rPr>
+              <w:t>8</w:t>
+            </w:r>
+          </w:p>
+        </w:tc>
+        <w:tc>
+          <w:tcPr>
+            <w:tcW w:type="dxa" w:w="2880"/>
+            <w:shd w:fill="F2F2F2" w:val="clear"/>
+          </w:tcPr>
+          <w:p>
+            <w:r/>
+            <w:r>
+              <w:rPr>
+                <w:rFonts w:ascii="Calibri" w:hAnsi="Calibri"/>
+                <w:b w:val="0"/>
+                <w:i w:val="0"/>
+                <w:color w:val="000000"/>
+                <w:sz w:val="22"/>
+                <w:u w:val="none"/>
+              </w:rPr>
+              <w:t>Nuclear Reactions: Fission, Fusion, and Radioactive Decay (Day 3 of 3)</w:t>
+            </w:r>
+          </w:p>
+        </w:tc>
+        <w:tc>
+          <w:tcPr>
+            <w:tcW w:type="dxa" w:w="864"/>
+            <w:shd w:fill="F2F2F2" w:val="clear"/>
+          </w:tcPr>
+          <w:p>
+            <w:r/>
+            <w:r>
+              <w:rPr>
+                <w:rFonts w:ascii="Calibri" w:hAnsi="Calibri"/>
+                <w:b w:val="0"/>
+                <w:i w:val="0"/>
+                <w:color w:val="000000"/>
+                <w:sz w:val="22"/>
+                <w:u w:val="none"/>
+              </w:rPr>
+              <w:t>1</w:t>
+            </w:r>
+          </w:p>
+        </w:tc>
+        <w:tc>
+          <w:tcPr>
+            <w:tcW w:type="dxa" w:w="5040"/>
+            <w:shd w:fill="F2F2F2" w:val="clear"/>
+          </w:tcPr>
+          <w:p>
+            <w:r/>
+            <w:r>
+              <w:rPr>
+                <w:rFonts w:ascii="Calibri" w:hAnsi="Calibri"/>
+                <w:b w:val="0"/>
+                <w:i w:val="0"/>
+                <w:color w:val="000000"/>
+                <w:sz w:val="22"/>
+                <w:u w:val="none"/>
+              </w:rPr>
+              <w:t>At the end of 42 minutes I can evaluate and explain my understanding to write balanced nuclear equations for alpha decay...</w:t>
+            </w:r>
+          </w:p>
+        </w:tc>
+      </w:tr>
+      <w:tr>
+        <w:tc>
+          <w:tcPr>
+            <w:tcW w:type="dxa" w:w="1008"/>
+          </w:tcPr>
+          <w:p>
+            <w:r/>
+            <w:r>
+              <w:rPr>
+                <w:rFonts w:ascii="Calibri" w:hAnsi="Calibri"/>
+                <w:b w:val="0"/>
+                <w:i w:val="0"/>
+                <w:color w:val="000000"/>
+                <w:sz w:val="22"/>
+                <w:u w:val="none"/>
+              </w:rPr>
+              <w:t>9</w:t>
+            </w:r>
+          </w:p>
+        </w:tc>
+        <w:tc>
+          <w:tcPr>
+            <w:tcW w:type="dxa" w:w="2880"/>
+          </w:tcPr>
+          <w:p>
+            <w:r/>
+            <w:r>
+              <w:rPr>
+                <w:rFonts w:ascii="Calibri" w:hAnsi="Calibri"/>
+                <w:b w:val="0"/>
+                <w:i w:val="0"/>
+                <w:color w:val="000000"/>
+                <w:sz w:val="22"/>
+                <w:u w:val="none"/>
+              </w:rPr>
+              <w:t>Nuclear Applications and Waves Review (Day 1 of 2)</w:t>
+            </w:r>
+          </w:p>
+        </w:tc>
+        <w:tc>
+          <w:tcPr>
+            <w:tcW w:type="dxa" w:w="864"/>
+          </w:tcPr>
+          <w:p>
+            <w:r/>
+            <w:r>
+              <w:rPr>
+                <w:rFonts w:ascii="Calibri" w:hAnsi="Calibri"/>
+                <w:b w:val="0"/>
+                <w:i w:val="0"/>
+                <w:color w:val="000000"/>
+                <w:sz w:val="22"/>
+                <w:u w:val="none"/>
+              </w:rPr>
+              <w:t>1</w:t>
+            </w:r>
+          </w:p>
+        </w:tc>
+        <w:tc>
+          <w:tcPr>
+            <w:tcW w:type="dxa" w:w="5040"/>
+          </w:tcPr>
+          <w:p>
+            <w:r/>
+            <w:r>
+              <w:rPr>
+                <w:rFonts w:ascii="Calibri" w:hAnsi="Calibri"/>
+                <w:b w:val="0"/>
+                <w:i w:val="0"/>
+                <w:color w:val="000000"/>
+                <w:sz w:val="22"/>
+                <w:u w:val="none"/>
+              </w:rPr>
+              <w:t>At the end of 42 minutes I can define and identify key concepts related to: evaluate the benefits and risks of nuclear t...</w:t>
+            </w:r>
+          </w:p>
+        </w:tc>
+      </w:tr>
+      <w:tr>
+        <w:tc>
+          <w:tcPr>
+            <w:tcW w:type="dxa" w:w="1008"/>
+            <w:shd w:fill="F2F2F2" w:val="clear"/>
+          </w:tcPr>
+          <w:p>
+            <w:r/>
+            <w:r>
+              <w:rPr>
+                <w:rFonts w:ascii="Calibri" w:hAnsi="Calibri"/>
+                <w:b w:val="0"/>
+                <w:i w:val="0"/>
+                <w:color w:val="000000"/>
+                <w:sz w:val="22"/>
+                <w:u w:val="none"/>
+              </w:rPr>
+              <w:t>10</w:t>
+            </w:r>
+          </w:p>
+        </w:tc>
+        <w:tc>
+          <w:tcPr>
+            <w:tcW w:type="dxa" w:w="2880"/>
+            <w:shd w:fill="F2F2F2" w:val="clear"/>
+          </w:tcPr>
+          <w:p>
+            <w:r/>
+            <w:r>
+              <w:rPr>
+                <w:rFonts w:ascii="Calibri" w:hAnsi="Calibri"/>
+                <w:b w:val="0"/>
+                <w:i w:val="0"/>
+                <w:color w:val="000000"/>
+                <w:sz w:val="22"/>
+                <w:u w:val="none"/>
+              </w:rPr>
+              <w:t>Nuclear Applications and Waves Review (Day 2 of 2)</w:t>
+            </w:r>
+          </w:p>
+        </w:tc>
+        <w:tc>
+          <w:tcPr>
+            <w:tcW w:type="dxa" w:w="864"/>
+            <w:shd w:fill="F2F2F2" w:val="clear"/>
+          </w:tcPr>
+          <w:p>
+            <w:r/>
+            <w:r>
+              <w:rPr>
+                <w:rFonts w:ascii="Calibri" w:hAnsi="Calibri"/>
+                <w:b w:val="0"/>
+                <w:i w:val="0"/>
+                <w:color w:val="000000"/>
+                <w:sz w:val="22"/>
+                <w:u w:val="none"/>
+              </w:rPr>
+              <w:t>1</w:t>
+            </w:r>
+          </w:p>
+        </w:tc>
+        <w:tc>
+          <w:tcPr>
+            <w:tcW w:type="dxa" w:w="5040"/>
+            <w:shd w:fill="F2F2F2" w:val="clear"/>
+          </w:tcPr>
+          <w:p>
+            <w:r/>
+            <w:r>
+              <w:rPr>
+                <w:rFonts w:ascii="Calibri" w:hAnsi="Calibri"/>
+                <w:b w:val="0"/>
+                <w:i w:val="0"/>
+                <w:color w:val="000000"/>
+                <w:sz w:val="22"/>
+                <w:u w:val="none"/>
+              </w:rPr>
+              <w:t>At the end of 42 minutes I can apply and analyze my understanding to evaluate the benefits and risks of nuclear technolo...</w:t>
             </w:r>
           </w:p>
         </w:tc>
